--- a/courts/tenth-circuit/kansas/state/supreme-court/petition-for-writ/usage/OUTPUT-petition-for-writ.docx
+++ b/courts/tenth-circuit/kansas/state/supreme-court/petition-for-writ/usage/OUTPUT-petition-for-writ.docx
@@ -614,9 +614,7 @@
                 <w:i/>
                 <w:iCs/>
               </w:rPr>
-              <w:t xml:space="preserve">2022-CV</w:t>
-              <w:noBreakHyphen/>
-              <w:t xml:space="preserve">89</w:t>
+              <w:t xml:space="preserve">2022-CV-⁠89</w:t>
             </w:r>
             <w:r>
               <w:rPr>
@@ -1000,9 +998,7 @@
                 <w:i/>
                 <w:iCs/>
               </w:rPr>
-              <w:t xml:space="preserve">2022-CV</w:t>
-              <w:noBreakHyphen/>
-              <w:t xml:space="preserve">90</w:t>
+              <w:t xml:space="preserve">2022-CV-⁠90</w:t>
             </w:r>
             <w:r>
               <w:rPr>
@@ -1832,13 +1828,7 @@
         <w:t xml:space="preserve"> </w:t>
       </w:r>
       <w:r>
-        <w:t xml:space="preserve">K.S.A. 25</w:t>
-      </w:r>
-      <w:r>
-        <w:noBreakHyphen/>
-      </w:r>
-      <w:r>
-        <w:t xml:space="preserve">205, just over three months away. It is vital that this dispute be resolved quickly. Accordingly, Petitioners are contemporaneously filing a motion to expedite this proceeding, as well as a motion to stay the district court proceedings until this case is resolved.</w:t>
+        <w:t xml:space="preserve">K.S.A. 25-⁠205, just over three months away. It is vital that this dispute be resolved quickly. Accordingly, Petitioners are contemporaneously filing a motion to expedite this proceeding, as well as a motion to stay the district court proceedings until this case is resolved.</w:t>
       </w:r>
     </w:p>
     <w:p>
@@ -1918,13 +1908,7 @@
         <w:tab/>
       </w:r>
       <w:r>
-        <w:t xml:space="preserve">This is an original action in mandamus and quo warranto pursuant to K.S.A. 60</w:t>
-      </w:r>
-      <w:r>
-        <w:noBreakHyphen/>
-      </w:r>
-      <w:r>
-        <w:t xml:space="preserve">801</w:t>
+        <w:t xml:space="preserve">This is an original action in mandamus and quo warranto pursuant to K.S.A. 60-⁠801</w:t>
       </w:r>
       <w:r>
         <w:t xml:space="preserve"> </w:t>
@@ -1937,13 +1921,7 @@
         <w:t xml:space="preserve">et seq.</w:t>
       </w:r>
       <w:r>
-        <w:t xml:space="preserve">, K.S.A. 60</w:t>
-      </w:r>
-      <w:r>
-        <w:noBreakHyphen/>
-      </w:r>
-      <w:r>
-        <w:t xml:space="preserve">1201,</w:t>
+        <w:t xml:space="preserve">, K.S.A. 60-⁠1201,</w:t>
       </w:r>
       <w:r>
         <w:t xml:space="preserve"> </w:t>
@@ -1956,13 +1934,7 @@
         <w:t xml:space="preserve">et seq.</w:t>
       </w:r>
       <w:r>
-        <w:t xml:space="preserve">, and the Kansas Constitution. This Court has original jurisdiction by virtue of Article 3, § 3, of the Kansas Constitution, K.S.A. 60</w:t>
-      </w:r>
-      <w:r>
-        <w:noBreakHyphen/>
-      </w:r>
-      <w:r>
-        <w:t xml:space="preserve">801</w:t>
+        <w:t xml:space="preserve">, and the Kansas Constitution. This Court has original jurisdiction by virtue of Article 3, § 3, of the Kansas Constitution, K.S.A. 60-⁠801</w:t>
       </w:r>
       <w:r>
         <w:t xml:space="preserve"> </w:t>
@@ -1975,13 +1947,7 @@
         <w:t xml:space="preserve">et seq.</w:t>
       </w:r>
       <w:r>
-        <w:t xml:space="preserve">, K.S.A. 60</w:t>
-      </w:r>
-      <w:r>
-        <w:noBreakHyphen/>
-      </w:r>
-      <w:r>
-        <w:t xml:space="preserve">1201,</w:t>
+        <w:t xml:space="preserve">, K.S.A. 60-⁠1201,</w:t>
       </w:r>
       <w:r>
         <w:t xml:space="preserve"> </w:t>
@@ -2065,13 +2031,7 @@
         <w:t xml:space="preserve">Rivera v. Schwab</w:t>
       </w:r>
       <w:r>
-        <w:t xml:space="preserve">, 2022-CV</w:t>
-      </w:r>
-      <w:r>
-        <w:noBreakHyphen/>
-      </w:r>
-      <w:r>
-        <w:t xml:space="preserve">89 (Wyandotte County D. Ct.) and</w:t>
+        <w:t xml:space="preserve">, 2022-CV-⁠89 (Wyandotte County D. Ct.) and</w:t>
       </w:r>
       <w:r>
         <w:t xml:space="preserve"> </w:t>
@@ -2084,13 +2044,7 @@
         <w:t xml:space="preserve">Alonzo v. Schwab</w:t>
       </w:r>
       <w:r>
-        <w:t xml:space="preserve">, 2022-CV</w:t>
-      </w:r>
-      <w:r>
-        <w:noBreakHyphen/>
-      </w:r>
-      <w:r>
-        <w:t xml:space="preserve">90 (Wyandotte County D. Ct.).</w:t>
+        <w:t xml:space="preserve">, 2022-CV-⁠90 (Wyandotte County D. Ct.).</w:t>
       </w:r>
     </w:p>
     <w:p>
@@ -2163,13 +2117,7 @@
         <w:t xml:space="preserve">Rivera v. Schwab</w:t>
       </w:r>
       <w:r>
-        <w:t xml:space="preserve">, 2022-CV</w:t>
-      </w:r>
-      <w:r>
-        <w:noBreakHyphen/>
-      </w:r>
-      <w:r>
-        <w:t xml:space="preserve">89 and</w:t>
+        <w:t xml:space="preserve">, 2022-CV-⁠89 and</w:t>
       </w:r>
       <w:r>
         <w:t xml:space="preserve"> </w:t>
@@ -2182,13 +2130,7 @@
         <w:t xml:space="preserve">Alonzo v. Schwab</w:t>
       </w:r>
       <w:r>
-        <w:t xml:space="preserve">, 2022-CV</w:t>
-      </w:r>
-      <w:r>
-        <w:noBreakHyphen/>
-      </w:r>
-      <w:r>
-        <w:t xml:space="preserve">90.</w:t>
+        <w:t xml:space="preserve">, 2022-CV-⁠90.</w:t>
       </w:r>
     </w:p>
     <w:p>
@@ -2202,13 +2144,7 @@
         <w:tab/>
       </w:r>
       <w:r>
-        <w:t xml:space="preserve">Judge Klapper may be served as specified in K.S.A. 60</w:t>
-      </w:r>
-      <w:r>
-        <w:noBreakHyphen/>
-      </w:r>
-      <w:r>
-        <w:t xml:space="preserve">205,</w:t>
+        <w:t xml:space="preserve">Judge Klapper may be served as specified in K.S.A. 60-⁠205,</w:t>
       </w:r>
       <w:r>
         <w:t xml:space="preserve"> </w:t>
@@ -2254,13 +2190,7 @@
         <w:t xml:space="preserve"> </w:t>
       </w:r>
       <w:r>
-        <w:t xml:space="preserve">and are Respondents in this action by virtue of Kansas Supreme Court Rule 9.01(a)⁠(1). They are being served as specified in K.S.A. 60</w:t>
-      </w:r>
-      <w:r>
-        <w:noBreakHyphen/>
-      </w:r>
-      <w:r>
-        <w:t xml:space="preserve">205,</w:t>
+        <w:t xml:space="preserve">and are Respondents in this action by virtue of Kansas Supreme Court Rule 9.01(a)⁠(1). They are being served as specified in K.S.A. 60-⁠205,</w:t>
       </w:r>
       <w:r>
         <w:t xml:space="preserve"> </w:t>
@@ -2306,13 +2236,7 @@
         <w:t xml:space="preserve"> </w:t>
       </w:r>
       <w:r>
-        <w:t xml:space="preserve">and are Respondents in this action by virtue of Kansas Supreme Court Rule 9.01(a)⁠(1). They are being served as specified in K.S.A. 60</w:t>
-      </w:r>
-      <w:r>
-        <w:noBreakHyphen/>
-      </w:r>
-      <w:r>
-        <w:t xml:space="preserve">205,</w:t>
+        <w:t xml:space="preserve">and are Respondents in this action by virtue of Kansas Supreme Court Rule 9.01(a)⁠(1). They are being served as specified in K.S.A. 60-⁠205,</w:t>
       </w:r>
       <w:r>
         <w:t xml:space="preserve"> </w:t>
@@ -2427,19 +2351,7 @@
         <w:tab/>
       </w:r>
       <w:r>
-        <w:t xml:space="preserve">Earlier this year, based on the results of the 2020 Census, the Kansas Legislature passed Substitute for Senate Bill 355 (SB 355), which adopted the “Ad Astra 2” congressional map. Governor Laura Kelly vetoed the bill, but the Legislature overrode her veto by the required two-thirds majorities in each house, with a 27</w:t>
-      </w:r>
-      <w:r>
-        <w:noBreakHyphen/>
-      </w:r>
-      <w:r>
-        <w:t xml:space="preserve">11 vote in the Senate on February 8, 2022, and an 85</w:t>
-      </w:r>
-      <w:r>
-        <w:noBreakHyphen/>
-      </w:r>
-      <w:r>
-        <w:t xml:space="preserve">37 vote in the House of Representatives on February 9, 2022. SB 355 took effect with its publication in the Kansas Register on February 10, 2022. A copy of SB 355 is included as Exhibit A.</w:t>
+        <w:t xml:space="preserve">Earlier this year, based on the results of the 2020 Census, the Kansas Legislature passed Substitute for Senate Bill 355 (SB 355), which adopted the “Ad Astra 2” congressional map. Governor Laura Kelly vetoed the bill, but the Legislature overrode her veto by the required two-thirds majorities in each house, with a 27-⁠11 vote in the Senate on February 8, 2022, and an 85-⁠37 vote in the House of Representatives on February 9, 2022. SB 355 took effect with its publication in the Kansas Register on February 10, 2022. A copy of SB 355 is included as Exhibit A.</w:t>
       </w:r>
     </w:p>
     <w:p>
@@ -2480,13 +2392,7 @@
         <w:t xml:space="preserve">See Rivera v. Schwab</w:t>
       </w:r>
       <w:r>
-        <w:t xml:space="preserve">, 2022-CV</w:t>
-      </w:r>
-      <w:r>
-        <w:noBreakHyphen/>
-      </w:r>
-      <w:r>
-        <w:t xml:space="preserve">89 (Wyandotte County D. Ct.). The Petition is attached as Exhibit C.</w:t>
+        <w:t xml:space="preserve">, 2022-CV-⁠89 (Wyandotte County D. Ct.). The Petition is attached as Exhibit C.</w:t>
       </w:r>
     </w:p>
     <w:p>
@@ -2513,13 +2419,7 @@
         <w:t xml:space="preserve">See Alonzo v. Schwab</w:t>
       </w:r>
       <w:r>
-        <w:t xml:space="preserve">, 2022-CV</w:t>
-      </w:r>
-      <w:r>
-        <w:noBreakHyphen/>
-      </w:r>
-      <w:r>
-        <w:t xml:space="preserve">90 (Wyandotte County D. Ct.). The Petition in that case is attached as Exhibit D.</w:t>
+        <w:t xml:space="preserve">, 2022-CV-⁠90 (Wyandotte County D. Ct.). The Petition in that case is attached as Exhibit D.</w:t>
       </w:r>
     </w:p>
     <w:p>
@@ -2899,13 +2799,7 @@
         <w:t xml:space="preserve">Rivera v. Schwab</w:t>
       </w:r>
       <w:r>
-        <w:t xml:space="preserve">, 2022-CV</w:t>
-      </w:r>
-      <w:r>
-        <w:noBreakHyphen/>
-      </w:r>
-      <w:r>
-        <w:t xml:space="preserve">89 (Wyandotte County D. Ct.) and</w:t>
+        <w:t xml:space="preserve">, 2022-CV-⁠89 (Wyandotte County D. Ct.) and</w:t>
       </w:r>
       <w:r>
         <w:t xml:space="preserve"> </w:t>
@@ -2918,13 +2812,7 @@
         <w:t xml:space="preserve">Alonzo v. Schwab</w:t>
       </w:r>
       <w:r>
-        <w:t xml:space="preserve">, 2022-CV</w:t>
-      </w:r>
-      <w:r>
-        <w:noBreakHyphen/>
-      </w:r>
-      <w:r>
-        <w:t xml:space="preserve">90 (Wyandotte County D. Ct.).</w:t>
+        <w:t xml:space="preserve">, 2022-CV-⁠90 (Wyandotte County D. Ct.).</w:t>
       </w:r>
     </w:p>
     <w:p>
@@ -2953,13 +2841,7 @@
         <w:t xml:space="preserve">Rivera v. Schwab</w:t>
       </w:r>
       <w:r>
-        <w:t xml:space="preserve">, 2022-CV</w:t>
-      </w:r>
-      <w:r>
-        <w:noBreakHyphen/>
-      </w:r>
-      <w:r>
-        <w:t xml:space="preserve">89 (Wyandotte County D. Ct.) and</w:t>
+        <w:t xml:space="preserve">, 2022-CV-⁠89 (Wyandotte County D. Ct.) and</w:t>
       </w:r>
       <w:r>
         <w:t xml:space="preserve"> </w:t>
@@ -2972,13 +2854,7 @@
         <w:t xml:space="preserve">Alonzo v. Schwab</w:t>
       </w:r>
       <w:r>
-        <w:t xml:space="preserve">, 2022-CV</w:t>
-      </w:r>
-      <w:r>
-        <w:noBreakHyphen/>
-      </w:r>
-      <w:r>
-        <w:t xml:space="preserve">90 (Wyandotte County D. Ct.); and</w:t>
+        <w:t xml:space="preserve">, 2022-CV-⁠90 (Wyandotte County D. Ct.); and</w:t>
       </w:r>
     </w:p>
     <w:p>
@@ -3180,9 +3056,7 @@
         <w:t xml:space="preserve"> </w:t>
       </w:r>
       <w:r>
-        <w:t xml:space="preserve">66612</w:t>
-        <w:noBreakHyphen/>
-        <w:t xml:space="preserve">1597</w:t>
+        <w:t xml:space="preserve">66612-⁠1597</w:t>
       </w:r>
     </w:p>
     <w:p>
@@ -3204,9 +3078,7 @@
         <w:t xml:space="preserve"> </w:t>
       </w:r>
       <w:r>
-        <w:t xml:space="preserve">296</w:t>
-        <w:noBreakHyphen/>
-        <w:t xml:space="preserve">2215</w:t>
+        <w:t xml:space="preserve">296-⁠2215</w:t>
       </w:r>
     </w:p>
     <w:p>
@@ -3228,9 +3100,7 @@
         <w:t xml:space="preserve"> </w:t>
       </w:r>
       <w:r>
-        <w:t xml:space="preserve">291</w:t>
-        <w:noBreakHyphen/>
-        <w:t xml:space="preserve">3767</w:t>
+        <w:t xml:space="preserve">291-⁠3767</w:t>
       </w:r>
     </w:p>
     <w:p>
@@ -3570,9 +3440,7 @@
         <w:t xml:space="preserve"> </w:t>
       </w:r>
       <w:r>
-        <w:t xml:space="preserve">60</w:t>
-        <w:noBreakHyphen/>
-        <w:t xml:space="preserve">205(b)⁠(2)⁠(C)</w:t>
+        <w:t xml:space="preserve">60-⁠205(b)⁠(2)⁠(C)</w:t>
       </w:r>
       <w:r>
         <w:t xml:space="preserve"> </w:t>
@@ -4540,9 +4408,7 @@
         <w:t xml:space="preserve"> </w:t>
       </w:r>
       <w:r>
-        <w:t xml:space="preserve">66117</w:t>
-        <w:noBreakHyphen/>
-        <w:t xml:space="preserve">0855</w:t>
+        <w:t xml:space="preserve">66117-⁠0855</w:t>
       </w:r>
     </w:p>
     <w:p>
@@ -4604,9 +4470,7 @@
         <w:t xml:space="preserve"> </w:t>
       </w:r>
       <w:r>
-        <w:t xml:space="preserve">2022-CV</w:t>
-        <w:noBreakHyphen/>
-        <w:t xml:space="preserve">90</w:t>
+        <w:t xml:space="preserve">2022-CV-⁠90</w:t>
       </w:r>
       <w:r>
         <w:t xml:space="preserve"> </w:t>
@@ -5120,9 +4984,7 @@
         <w:t xml:space="preserve"> </w:t>
       </w:r>
       <w:r>
-        <w:t xml:space="preserve">2022-CV</w:t>
-        <w:noBreakHyphen/>
-        <w:t xml:space="preserve">89</w:t>
+        <w:t xml:space="preserve">2022-CV-⁠89</w:t>
       </w:r>
       <w:r>
         <w:t xml:space="preserve"> </w:t>
@@ -6017,7 +5879,7 @@
     <w:qFormat/>
     <w:pPr>
       <w:keepLines/>
-      <w:spacing w:before="0" w:after="140" w:line="276" w:lineRule="exact"/>
+      <w:spacing w:before="46" w:after="140" w:line="276" w:lineRule="exact"/>
     </w:pPr>
     <w:rPr>
       <w:sz w:val="24"/>
